--- a/fanfic/ffn_upload/ch09.docx
+++ b/fanfic/ffn_upload/ch09.docx
@@ -27,7 +27,7 @@
         <w:t xml:space="preserve">“</w:t>
       </w:r>
       <w:r>
-        <w:t xml:space="preserve">Rule one,</w:t>
+        <w:t xml:space="preserve">Cut rules. Different list. One,</w:t>
       </w:r>
       <w:r>
         <w:t xml:space="preserve">”</w:t>
@@ -90,7 +90,7 @@
         <w:pStyle w:val="BodyText"/>
       </w:pPr>
       <w:r>
-        <w:t xml:space="preserve">Ahsoka lay on her bunk in 4-17 with her coat pulled over the grey thermals and her hands tucked into her armpits. The heat strip in the ceiling buzzed and gave off about as much warmth as a memory. Through the narrow slot in the cell door the corridor light was the same blue it always was. There was no night on Narkis. There was only the shift, and the time between shifts, and the dark the ice made when you shut your eyes.</w:t>
+        <w:t xml:space="preserve">Ahsoka lay on her bunk in 4-17 with her coat pulled over the grey thermals and her hands tucked into her armpits. The heat strip along the wall buzzed and gave off about as much warmth as a memory. Through the bars of the grate the shaft light was the same blue it always was. There was no night on Narkis. There was only the shift, and the time between shifts, and the dark the ice made when you shut your eyes.</w:t>
       </w:r>
     </w:p>
     <w:p>
@@ -166,7 +166,7 @@
         <w:pStyle w:val="BodyText"/>
       </w:pPr>
       <w:r>
-        <w:t xml:space="preserve">In the morning, Ahsoka saw the cut for herself in proper daylight, or what passed for it.</w:t>
+        <w:t xml:space="preserve">In the morning, Ahsoka made herself really look at the cut, in daylight, or what passed for it.</w:t>
       </w:r>
     </w:p>
     <w:p>
@@ -206,7 +206,7 @@
         <w:pStyle w:val="BodyText"/>
       </w:pPr>
       <w:r>
-        <w:t xml:space="preserve">The collar was always cold. That was the other thing nobody had told her. It drank heat from her neck all day, and the little blue light on its side burned steady as a pilot lamp.</w:t>
+        <w:t xml:space="preserve">The collar was always cold. That was the other thing nobody had told her. It drank heat from her neck all day, and the little blue light at her throat burned steady as a pilot lamp.</w:t>
       </w:r>
     </w:p>
     <w:p>
@@ -289,7 +289,7 @@
         <w:t xml:space="preserve">“</w:t>
       </w:r>
       <w:r>
-        <w:t xml:space="preserve">Rule five. Never show them what you can do. They’ll just take it.</w:t>
+        <w:t xml:space="preserve">Rule five. The one I told you wasn’t free. Call it credit. Never show them what you can do. They’ll just take it.</w:t>
       </w:r>
       <w:r>
         <w:t xml:space="preserve">”</w:t>
@@ -1347,7 +1347,7 @@
         <w:pStyle w:val="BodyText"/>
       </w:pPr>
       <w:r>
-        <w:t xml:space="preserve">Ahsoka had imagined black — a hole, a nothing, somewhere she could at least shut her eyes and pretend. Instead the cell was a cube of ice faced in durasteel, three paces by three, with a light panel set flush in the ceiling behind a grille, and the light never went off. It was the same cold blue as everywhere on Narkis, but brighter, so bright that the ice in the walls glowed with it and she could see the faint pale ghosts of bubbles frozen a hundred thousand years deep. There was a bench, a drain, a thin thermal blanket, a slot for meal trays. There was no window. High in one corner of the wall was a vent grille, the size of two hands, through which came a breath of slightly less frozen air.</w:t>
+        <w:t xml:space="preserve">Ahsoka had imagined black — a hole, a nothing, somewhere she could at least shut her eyes and pretend. Instead the cell was a cube of ice faced in durasteel, three paces by three, with a light panel set flush in the ceiling behind a grille, and the light never went off. It was white, harsher than the blue twilight everywhere else on Narkis, so bright that the ice in the walls glowed with it and she could see the faint pale ghosts of bubbles frozen a hundred thousand years deep. There was a bench, a drain, a thin thermal blanket, a slot for meal trays. There was no window. High in one corner of the wall was a vent grille, the size of two hands, through which came a breath of slightly less frozen air.</w:t>
       </w:r>
     </w:p>
     <w:p>
@@ -1470,7 +1470,7 @@
         <w:t xml:space="preserve">“</w:t>
       </w:r>
       <w:r>
-        <w:t xml:space="preserve">I did. The night they brought you in. I was looking up the shaft — I can see a slice of it, through my door slot, if I stand on the bench — and I saw a Togruta girl on Ring Five with a collar on, looking down at me.</w:t>
+        <w:t xml:space="preserve">I did. The night they brought you in. I was looking up the shaft — my cell has a grating for a ceiling, the only one down here, and I can see a slice of the galleries through it — and I saw a Togruta girl on Ring Four with a collar on, looking down at me.</w:t>
       </w:r>
       <w:r>
         <w:t xml:space="preserve">”</w:t>
